--- a/docs/runbooks/実機確認テスト手順書.docx
+++ b/docs/runbooks/実機確認テスト手順書.docx
@@ -267,7 +267,7 @@
           <w:color w:val="7F6000"/>
           <w:sz w:val="19"/>
         </w:rPr>
-        <w:t>💡 どんな小さな変更でも、ここだけは必ず通してから本番へ。1つでも × なら本番に出さない。</w:t>
+        <w:t>💡 どんな小さな変更でも、ここだけは必ず通してから本番へ。1つでも × なら本番に出さない。この一覧は release-checklist の「主要回帰観点」を展開したもの。とくに QR・自動割振・教室切替は、変更ブロックに関係なく毎回見る（過去に最も痛かった経路）。</w:t>
       </w:r>
     </w:p>
     <w:p>
@@ -288,6 +288,28 @@
           <w:sz w:val="21"/>
         </w:rPr>
         <w:t>ログイン／教室切替：ログインでき、担当する複数教室を切り替えられる。担当外の教室が見えない。</w:t>
+      </w:r>
+    </w:p>
+    <w:p>
+      <w:pPr>
+        <w:spacing w:after="60"/>
+        <w:ind w:left="283"/>
+      </w:pPr>
+      <w:r>
+        <w:rPr>
+          <w:rFonts w:ascii="Yu Gothic" w:hAnsi="Yu Gothic" w:eastAsia="Yu Gothic"/>
+          <w:sz w:val="24"/>
+        </w:rPr>
+        <w:t xml:space="preserve">☐  </w:t>
+      </w:r>
+      <w:r>
+        <w:rPr>
+          <w:rFonts w:ascii="Yu Gothic" w:hAnsi="Yu Gothic" w:eastAsia="Yu Gothic"/>
+          <w:b/>
+          <w:color w:val="C00000"/>
+          <w:sz w:val="21"/>
+        </w:rPr>
+        <w:t>教室切替でデータが混ざらない：教室Aを開いて保存→Bへ切替→Aへ戻しても、A/Bが入れ替わらない。</w:t>
       </w:r>
     </w:p>
     <w:p>
@@ -387,7 +409,71 @@
           <w:rFonts w:ascii="Yu Gothic" w:hAnsi="Yu Gothic" w:eastAsia="Yu Gothic"/>
           <w:sz w:val="21"/>
         </w:rPr>
-        <w:t>手動保存→再読込で保持：保存ボタン → ページ再読込しても変更が残る。</w:t>
+        <w:t>講師の保持：盤面の講師名が、生徒0・講師削除などの操作後も消えない。</w:t>
+      </w:r>
+    </w:p>
+    <w:p>
+      <w:pPr>
+        <w:spacing w:after="60"/>
+        <w:ind w:left="283"/>
+      </w:pPr>
+      <w:r>
+        <w:rPr>
+          <w:rFonts w:ascii="Yu Gothic" w:hAnsi="Yu Gothic" w:eastAsia="Yu Gothic"/>
+          <w:sz w:val="24"/>
+        </w:rPr>
+        <w:t xml:space="preserve">☐  </w:t>
+      </w:r>
+      <w:r>
+        <w:rPr>
+          <w:rFonts w:ascii="Yu Gothic" w:hAnsi="Yu Gothic" w:eastAsia="Yu Gothic"/>
+          <w:sz w:val="21"/>
+        </w:rPr>
+        <w:t>手動保存→再読込で保持：保存 → 再読込しても変更が残る。版が進んでいても保存が競合で壊れない。</w:t>
+      </w:r>
+    </w:p>
+    <w:p>
+      <w:pPr>
+        <w:spacing w:after="60"/>
+        <w:ind w:left="283"/>
+      </w:pPr>
+      <w:r>
+        <w:rPr>
+          <w:rFonts w:ascii="Yu Gothic" w:hAnsi="Yu Gothic" w:eastAsia="Yu Gothic"/>
+          <w:sz w:val="24"/>
+        </w:rPr>
+        <w:t xml:space="preserve">☐  </w:t>
+      </w:r>
+      <w:r>
+        <w:rPr>
+          <w:rFonts w:ascii="Yu Gothic" w:hAnsi="Yu Gothic" w:eastAsia="Yu Gothic"/>
+          <w:b/>
+          <w:color w:val="C00000"/>
+          <w:sz w:val="21"/>
+        </w:rPr>
+        <w:t>QR 提出 → 反映：QR から1件提出 → 出席者一覧・盤面に反映される（最重要パス）。</w:t>
+      </w:r>
+    </w:p>
+    <w:p>
+      <w:pPr>
+        <w:spacing w:after="60"/>
+        <w:ind w:left="283"/>
+      </w:pPr>
+      <w:r>
+        <w:rPr>
+          <w:rFonts w:ascii="Yu Gothic" w:hAnsi="Yu Gothic" w:eastAsia="Yu Gothic"/>
+          <w:sz w:val="24"/>
+        </w:rPr>
+        <w:t xml:space="preserve">☐  </w:t>
+      </w:r>
+      <w:r>
+        <w:rPr>
+          <w:rFonts w:ascii="Yu Gothic" w:hAnsi="Yu Gothic" w:eastAsia="Yu Gothic"/>
+          <w:b/>
+          <w:color w:val="C00000"/>
+          <w:sz w:val="21"/>
+        </w:rPr>
+        <w:t>自動割振の基本：1回流し、指定時限禁止・通常講師判定が守られ、制約違反の赤が残らない。</w:t>
       </w:r>
     </w:p>
     <w:p>
@@ -427,6 +513,26 @@
           <w:rFonts w:ascii="Yu Gothic" w:hAnsi="Yu Gothic" w:eastAsia="Yu Gothic"/>
           <w:sz w:val="21"/>
         </w:rPr>
+        <w:t>日程表PDF：1枚出し、文字化け・エスケープ崩れが無い。</w:t>
+      </w:r>
+    </w:p>
+    <w:p>
+      <w:pPr>
+        <w:spacing w:after="60"/>
+        <w:ind w:left="283"/>
+      </w:pPr>
+      <w:r>
+        <w:rPr>
+          <w:rFonts w:ascii="Yu Gothic" w:hAnsi="Yu Gothic" w:eastAsia="Yu Gothic"/>
+          <w:sz w:val="24"/>
+        </w:rPr>
+        <w:t xml:space="preserve">☐  </w:t>
+      </w:r>
+      <w:r>
+        <w:rPr>
+          <w:rFonts w:ascii="Yu Gothic" w:hAnsi="Yu Gothic" w:eastAsia="Yu Gothic"/>
+          <w:sz w:val="21"/>
+        </w:rPr>
         <w:t>コンソールにエラーが出ていない（DevTools の Console を一度確認）。</w:t>
       </w:r>
     </w:p>
@@ -443,7 +549,7 @@
           <w:color w:val="FFFFFF"/>
           <w:sz w:val="28"/>
         </w:rPr>
-        <w:t>3  変更箇所に応じた確認（該当ブロックだけ実施）</w:t>
+        <w:t>3  変更箇所に応じた確認（該当ブロック＋波及先）</w:t>
       </w:r>
     </w:p>
     <w:p>
@@ -452,7 +558,22 @@
           <w:rFonts w:ascii="Yu Gothic" w:hAnsi="Yu Gothic" w:eastAsia="Yu Gothic"/>
           <w:sz w:val="21"/>
         </w:rPr>
-        <w:t>今回の修正・新機能が触れた領域だけ実施します。</w:t>
+        <w:t>今回の修正・新機能が触れた領域＋その波及先を実施します。判断に迷うときは全ブロック実施（安全側）。</w:t>
+      </w:r>
+    </w:p>
+    <w:p>
+      <w:pPr>
+        <w:spacing w:before="80" w:after="120"/>
+        <w:ind w:left="170" w:right="170"/>
+        <w:shd w:val="clear" w:color="auto" w:fill="FFF2CC"/>
+      </w:pPr>
+      <w:r>
+        <w:rPr>
+          <w:rFonts w:ascii="Yu Gothic" w:hAnsi="Yu Gothic" w:eastAsia="Yu Gothic"/>
+          <w:color w:val="7F6000"/>
+          <w:sz w:val="19"/>
+        </w:rPr>
+        <w:t>💡 巻き戻し（ロジック回帰）はユニット425件が網。実機は機械が守れない実環境往復・画面表示・QR経由を見るため、§2＋触ったブロックに集中する（他が絶対壊れないからではない）。触ったブロックが流し込む先も併せて見る：通常配置→振替/日程表、授業時間→日程表、QR提出→日程表登録UI、保存復元→開発者バックアップ。ユニットが無い変更・大きめのリファクタは全ブロック実施を推奨。</w:t>
       </w:r>
     </w:p>
     <w:p>
